--- a/tests/corpus/word-rules/E-table-autofit-beside-15.docx
+++ b/tests/corpus/word-rules/E-table-autofit-beside-15.docx
@@ -127,6 +127,9 @@
     </w:tbl>
     <w:p/>
     <w:p>
+      <w:pPr>
+        <w:pageBreakBefore/>
+      </w:pPr>
       <w:r>
         <w:t xml:space="preserve">Case 02: the same picture, then a fixed table of three 50 pt columns (150 pt), which fits beside it</w:t>
       </w:r>
